--- a/app/backend/templates/DEED_OF_ASSIGNMENT_CO_BORROWER.docx
+++ b/app/backend/templates/DEED_OF_ASSIGNMENT_CO_BORROWER.docx
@@ -119,16 +119,31 @@
           <w:sz w:val="15"/>
           <w:szCs w:val="15"/>
         </w:rPr>
-        <w:t>That I/</w:t>
-      </w:r>
-      <w:proofErr w:type="gramStart"/>
-      <w:r>
-        <w:rPr>
-          <w:rFonts w:ascii="Arial" w:hAnsi="Arial" w:cs="Arial"/>
-          <w:sz w:val="15"/>
-          <w:szCs w:val="15"/>
-        </w:rPr>
-        <w:t xml:space="preserve">We </w:t>
+        <w:t xml:space="preserve">That I/We </w:t>
+      </w:r>
+      <w:r>
+        <w:rPr>
+          <w:rFonts w:ascii="Arial" w:hAnsi="Arial" w:cs="Arial"/>
+          <w:sz w:val="15"/>
+          <w:szCs w:val="15"/>
+        </w:rPr>
+        <w:t>{CoBorrowerName}</w:t>
+      </w:r>
+      <w:r>
+        <w:rPr>
+          <w:rFonts w:ascii="Arial" w:hAnsi="Arial" w:cs="Arial"/>
+          <w:sz w:val="15"/>
+          <w:szCs w:val="15"/>
+        </w:rPr>
+        <w:t xml:space="preserve">, </w:t>
+      </w:r>
+      <w:r>
+        <w:rPr>
+          <w:rFonts w:ascii="Arial" w:hAnsi="Arial" w:cs="Arial"/>
+          <w:sz w:val="15"/>
+          <w:szCs w:val="15"/>
+        </w:rPr>
+        <w:t>{BorrowerName}</w:t>
       </w:r>
       <w:r>
         <w:rPr>
@@ -145,27 +160,33 @@
           <w:sz w:val="15"/>
           <w:szCs w:val="15"/>
         </w:rPr>
-        <w:t>of</w:t>
-      </w:r>
-      <w:proofErr w:type="gramEnd"/>
-      <w:r>
-        <w:rPr>
-          <w:rFonts w:ascii="Arial" w:hAnsi="Arial" w:cs="Arial"/>
-          <w:sz w:val="15"/>
-          <w:szCs w:val="15"/>
-        </w:rPr>
-        <w:t xml:space="preserve"> legal age, Filipino citizen/s, resident/s </w:t>
-      </w:r>
-      <w:proofErr w:type="gramStart"/>
-      <w:r>
-        <w:rPr>
-          <w:rFonts w:ascii="Arial" w:hAnsi="Arial" w:cs="Arial"/>
-          <w:sz w:val="15"/>
-          <w:szCs w:val="15"/>
-        </w:rPr>
-        <w:t>of ,</w:t>
-      </w:r>
-      <w:proofErr w:type="gramEnd"/>
+        <w:t>of legal age, Filipino citizen/s, resident/s of ,</w:t>
+      </w:r>
+      <w:r>
+        <w:rPr>
+          <w:rFonts w:ascii="Courier New" w:hAnsi="Courier New" w:cs="Courier New"/>
+          <w:color w:val="E2E1DA"/>
+          <w:sz w:val="20"/>
+          <w:szCs w:val="20"/>
+        </w:rPr>
+        <w:t xml:space="preserve"> </w:t>
+      </w:r>
+      <w:r>
+        <w:rPr>
+          <w:rFonts w:ascii="Arial" w:hAnsi="Arial" w:cs="Arial"/>
+          <w:sz w:val="15"/>
+          <w:szCs w:val="15"/>
+        </w:rPr>
+        <w:t>{Address}</w:t>
+      </w:r>
+      <w:r>
+        <w:rPr>
+          <w:rFonts w:ascii="Arial" w:hAnsi="Arial" w:cs="Arial"/>
+          <w:sz w:val="15"/>
+          <w:szCs w:val="15"/>
+        </w:rPr>
+        <w:t xml:space="preserve"> </w:t>
+      </w:r>
       <w:r>
         <w:rPr>
           <w:rFonts w:ascii="Arial" w:hAnsi="Arial" w:cs="Arial"/>
@@ -332,16 +353,14 @@
           <w:sz w:val="15"/>
           <w:szCs w:val="15"/>
         </w:rPr>
-        <w:t xml:space="preserve">That, for and in consideration of the </w:t>
-      </w:r>
-      <w:proofErr w:type="gramStart"/>
-      <w:r>
-        <w:rPr>
-          <w:rFonts w:ascii="Arial" w:hAnsi="Arial" w:cs="Arial"/>
-          <w:sz w:val="15"/>
-          <w:szCs w:val="15"/>
-        </w:rPr>
-        <w:t xml:space="preserve">sum </w:t>
+        <w:t xml:space="preserve">That, for and in consideration of the sum </w:t>
+      </w:r>
+      <w:r>
+        <w:rPr>
+          <w:sz w:val="16"/>
+          <w:szCs w:val="16"/>
+        </w:rPr>
+        <w:t>{TotalPaymentDueWords}</w:t>
       </w:r>
       <w:r>
         <w:rPr>
@@ -354,6 +373,13 @@
       </w:r>
       <w:r>
         <w:rPr>
+          <w:sz w:val="16"/>
+          <w:szCs w:val="16"/>
+        </w:rPr>
+        <w:t>{TotalPaymentDue}</w:t>
+      </w:r>
+      <w:r>
+        <w:rPr>
           <w:rFonts w:ascii="Arial" w:hAnsi="Arial" w:cs="Arial"/>
           <w:b/>
           <w:sz w:val="15"/>
@@ -368,9 +394,38 @@
           <w:sz w:val="15"/>
           <w:szCs w:val="15"/>
         </w:rPr>
-        <w:t>)</w:t>
-      </w:r>
-      <w:proofErr w:type="gramEnd"/>
+        <w:t xml:space="preserve">) PESOS </w:t>
+      </w:r>
+      <w:r>
+        <w:rPr>
+          <w:rFonts w:ascii="Arial" w:hAnsi="Arial" w:cs="Arial"/>
+          <w:sz w:val="15"/>
+          <w:szCs w:val="15"/>
+        </w:rPr>
+        <w:t>, loaned with ASSIGNEE, as evidenced by Promissory Note with No.</w:t>
+      </w:r>
+      <w:r>
+        <w:rPr>
+          <w:sz w:val="16"/>
+          <w:szCs w:val="16"/>
+        </w:rPr>
+        <w:t xml:space="preserve"> </w:t>
+      </w:r>
+      <w:r>
+        <w:rPr>
+          <w:sz w:val="16"/>
+          <w:szCs w:val="16"/>
+        </w:rPr>
+        <w:t>{PNNumber}</w:t>
+      </w:r>
+      <w:r>
+        <w:rPr>
+          <w:rFonts w:ascii="Arial" w:hAnsi="Arial" w:cs="Arial"/>
+          <w:sz w:val="15"/>
+          <w:szCs w:val="15"/>
+        </w:rPr>
+        <w:t xml:space="preserve"> </w:t>
+      </w:r>
       <w:r>
         <w:rPr>
           <w:rFonts w:ascii="Arial" w:hAnsi="Arial" w:cs="Arial"/>
@@ -380,59 +435,36 @@
         </w:rPr>
         <w:t xml:space="preserve"> </w:t>
       </w:r>
-      <w:proofErr w:type="gramStart"/>
-      <w:r>
-        <w:rPr>
-          <w:rFonts w:ascii="Arial" w:hAnsi="Arial" w:cs="Arial"/>
-          <w:b/>
-          <w:sz w:val="15"/>
-          <w:szCs w:val="15"/>
-        </w:rPr>
-        <w:t xml:space="preserve">PESOS </w:t>
-      </w:r>
-      <w:r>
-        <w:rPr>
-          <w:rFonts w:ascii="Arial" w:hAnsi="Arial" w:cs="Arial"/>
-          <w:sz w:val="15"/>
-          <w:szCs w:val="15"/>
-        </w:rPr>
-        <w:t>,</w:t>
-      </w:r>
-      <w:proofErr w:type="gramEnd"/>
-      <w:r>
-        <w:rPr>
-          <w:rFonts w:ascii="Arial" w:hAnsi="Arial" w:cs="Arial"/>
-          <w:sz w:val="15"/>
-          <w:szCs w:val="15"/>
-        </w:rPr>
-        <w:t xml:space="preserve"> loaned with ASSIGNEE, as evidenced by Promissory Note with No. </w:t>
-      </w:r>
-      <w:r>
-        <w:rPr>
-          <w:rFonts w:ascii="Arial" w:hAnsi="Arial" w:cs="Arial"/>
-          <w:b/>
+      <w:r>
+        <w:rPr>
+          <w:rFonts w:ascii="Arial" w:hAnsi="Arial" w:cs="Arial"/>
+          <w:sz w:val="15"/>
+          <w:szCs w:val="15"/>
+        </w:rPr>
+        <w:t>dated</w:t>
+      </w:r>
+      <w:r>
+        <w:rPr>
+          <w:rFonts w:ascii="Arial" w:hAnsi="Arial" w:cs="Arial"/>
           <w:sz w:val="15"/>
           <w:szCs w:val="15"/>
         </w:rPr>
         <w:t xml:space="preserve"> </w:t>
       </w:r>
-      <w:proofErr w:type="gramStart"/>
-      <w:r>
-        <w:rPr>
-          <w:rFonts w:ascii="Arial" w:hAnsi="Arial" w:cs="Arial"/>
-          <w:sz w:val="15"/>
-          <w:szCs w:val="15"/>
-        </w:rPr>
-        <w:t>dated ,</w:t>
-      </w:r>
-      <w:proofErr w:type="gramEnd"/>
-      <w:r>
-        <w:rPr>
-          <w:rFonts w:ascii="Arial" w:hAnsi="Arial" w:cs="Arial"/>
-          <w:sz w:val="15"/>
-          <w:szCs w:val="15"/>
-        </w:rPr>
-        <w:t xml:space="preserve"> I/We hereby assign and convey unto said Assignee the following:</w:t>
+      <w:r>
+        <w:rPr>
+          <w:sz w:val="16"/>
+          <w:szCs w:val="16"/>
+        </w:rPr>
+        <w:t>{AnticipatedDisbursementDate}</w:t>
+      </w:r>
+      <w:r>
+        <w:rPr>
+          <w:rFonts w:ascii="Arial" w:hAnsi="Arial" w:cs="Arial"/>
+          <w:sz w:val="15"/>
+          <w:szCs w:val="15"/>
+        </w:rPr>
+        <w:t xml:space="preserve"> , I/We hereby assign and convey unto said Assignee the following:</w:t>
       </w:r>
     </w:p>
     <w:p>
@@ -819,27 +851,7 @@
           <w:sz w:val="15"/>
           <w:szCs w:val="15"/>
         </w:rPr>
-        <w:t xml:space="preserve">To </w:t>
-      </w:r>
-      <w:proofErr w:type="spellStart"/>
-      <w:r>
-        <w:rPr>
-          <w:rFonts w:ascii="Arial" w:hAnsi="Arial" w:cs="Arial"/>
-          <w:color w:val="000000"/>
-          <w:sz w:val="15"/>
-          <w:szCs w:val="15"/>
-        </w:rPr>
-        <w:t>encash</w:t>
-      </w:r>
-      <w:proofErr w:type="spellEnd"/>
-      <w:r>
-        <w:rPr>
-          <w:rFonts w:ascii="Arial" w:hAnsi="Arial" w:cs="Arial"/>
-          <w:color w:val="000000"/>
-          <w:sz w:val="15"/>
-          <w:szCs w:val="15"/>
-        </w:rPr>
-        <w:t xml:space="preserve"> and endorse checks in the name of the ASSIGNOR;</w:t>
+        <w:t>To encash and endorse checks in the name of the ASSIGNOR;</w:t>
       </w:r>
     </w:p>
     <w:p>
@@ -1066,27 +1078,7 @@
           <w:sz w:val="15"/>
           <w:szCs w:val="15"/>
         </w:rPr>
-        <w:t xml:space="preserve">That, in the event the ASSIGNOR will declare his/her ATM Card/Passbook as hot card, a </w:t>
-      </w:r>
-      <w:proofErr w:type="spellStart"/>
-      <w:r>
-        <w:rPr>
-          <w:rFonts w:ascii="Arial" w:hAnsi="Arial" w:cs="Arial"/>
-          <w:color w:val="000000"/>
-          <w:sz w:val="15"/>
-          <w:szCs w:val="15"/>
-        </w:rPr>
-        <w:t>lost</w:t>
-      </w:r>
-      <w:proofErr w:type="spellEnd"/>
-      <w:r>
-        <w:rPr>
-          <w:rFonts w:ascii="Arial" w:hAnsi="Arial" w:cs="Arial"/>
-          <w:color w:val="000000"/>
-          <w:sz w:val="15"/>
-          <w:szCs w:val="15"/>
-        </w:rPr>
-        <w:t xml:space="preserve"> card, a damaged card, and the likes, with the bank concerned, without notifying the ASSIGNEE, and to the latter’s detriment, while this instrument is still valid and effective, the obligation shall be due and demandable, and the ASSIGNOR shall be held liable for the crime of ESTAFA.</w:t>
+        <w:t>That, in the event the ASSIGNOR will declare his/her ATM Card/Passbook as hot card, a lost card, a damaged card, and the likes, with the bank concerned, without notifying the ASSIGNEE, and to the latter’s detriment, while this instrument is still valid and effective, the obligation shall be due and demandable, and the ASSIGNOR shall be held liable for the crime of ESTAFA.</w:t>
       </w:r>
     </w:p>
     <w:p>
@@ -1190,27 +1182,7 @@
           <w:sz w:val="15"/>
           <w:szCs w:val="15"/>
         </w:rPr>
-        <w:t xml:space="preserve">IN WITNESS WHEREOF, the parties have hereunto set their hands and signed this instrument digitally or manually </w:t>
-      </w:r>
-      <w:proofErr w:type="gramStart"/>
-      <w:r>
-        <w:rPr>
-          <w:rFonts w:ascii="Arial" w:hAnsi="Arial" w:cs="Arial"/>
-          <w:color w:val="000000"/>
-          <w:sz w:val="15"/>
-          <w:szCs w:val="15"/>
-        </w:rPr>
-        <w:t>this  at</w:t>
-      </w:r>
-      <w:proofErr w:type="gramEnd"/>
-      <w:r>
-        <w:rPr>
-          <w:rFonts w:ascii="Arial" w:hAnsi="Arial" w:cs="Arial"/>
-          <w:color w:val="000000"/>
-          <w:sz w:val="15"/>
-          <w:szCs w:val="15"/>
-        </w:rPr>
-        <w:t xml:space="preserve"> Ermita Manila.</w:t>
+        <w:t>IN WITNESS WHEREOF, the parties have hereunto set their hands and signed this instrument digitally or manually this  at Ermita Manila.</w:t>
       </w:r>
     </w:p>
     <w:p>
@@ -1482,6 +1454,15 @@
           <w:szCs w:val="15"/>
         </w:rPr>
         <w:tab/>
+      </w:r>
+      <w:r>
+        <w:rPr>
+          <w:rFonts w:ascii="Arial" w:hAnsi="Arial" w:cs="Arial"/>
+          <w:color w:val="000000"/>
+          <w:sz w:val="15"/>
+          <w:szCs w:val="15"/>
+        </w:rPr>
+        <w:t>{CoBorrowerName}</w:t>
       </w:r>
     </w:p>
     <w:p>
@@ -2163,6 +2144,15 @@
           <w:szCs w:val="16"/>
         </w:rPr>
       </w:pPr>
+      <w:r>
+        <w:rPr>
+          <w:rFonts w:ascii="Arial" w:hAnsi="Arial" w:cs="Arial"/>
+          <w:color w:val="000000"/>
+          <w:sz w:val="16"/>
+          <w:szCs w:val="16"/>
+        </w:rPr>
+        <w:t>{CoBorrowerName}</w:t>
+      </w:r>
     </w:p>
     <w:p>
       <w:pPr>
@@ -3023,7 +3013,6 @@
   <w:style w:type="character" w:default="1" w:styleId="DefaultParagraphFont">
     <w:name w:val="Default Paragraph Font"/>
     <w:uiPriority w:val="1"/>
-    <w:semiHidden/>
     <w:unhideWhenUsed/>
   </w:style>
   <w:style w:type="table" w:default="1" w:styleId="TableNormal">

--- a/app/backend/templates/DEED_OF_ASSIGNMENT_CO_BORROWER.docx
+++ b/app/backend/templates/DEED_OF_ASSIGNMENT_CO_BORROWER.docx
@@ -1454,6 +1454,14 @@
           <w:szCs w:val="15"/>
         </w:rPr>
         <w:tab/>
+      </w:r>
+      <w:r>
+        <w:rPr>
+          <w:color w:val="FFFFFF"/>
+          <w:sz w:val="2"/>
+          <w:szCs w:val="2"/>
+        </w:rPr>
+        <w:t xml:space="preserve">[[SIGNATURE_ANCHOR]]</w:t>
       </w:r>
       <w:r>
         <w:rPr>

--- a/app/backend/templates/DEED_OF_ASSIGNMENT_CO_BORROWER.docx
+++ b/app/backend/templates/DEED_OF_ASSIGNMENT_CO_BORROWER.docx
@@ -1,6 +1,6 @@
 
 <file path=word/document.xml><?xml version="1.0" encoding="utf-8"?>
-<w:document xmlns:wpc="http://schemas.microsoft.com/office/word/2010/wordprocessingCanvas" xmlns:cx="http://schemas.microsoft.com/office/drawing/2014/chartex" xmlns:cx1="http://schemas.microsoft.com/office/drawing/2015/9/8/chartex" xmlns:cx2="http://schemas.microsoft.com/office/drawing/2015/10/21/chartex" xmlns:cx3="http://schemas.microsoft.com/office/drawing/2016/5/9/chartex" xmlns:cx4="http://schemas.microsoft.com/office/drawing/2016/5/10/chartex" xmlns:cx5="http://schemas.microsoft.com/office/drawing/2016/5/11/chartex" xmlns:cx6="http://schemas.microsoft.com/office/drawing/2016/5/12/chartex" xmlns:cx7="http://schemas.microsoft.com/office/drawing/2016/5/13/chartex" xmlns:cx8="http://schemas.microsoft.com/office/drawing/2016/5/14/chartex" xmlns:mc="http://schemas.openxmlformats.org/markup-compatibility/2006" xmlns:aink="http://schemas.microsoft.com/office/drawing/2016/ink" xmlns:am3d="http://schemas.microsoft.com/office/drawing/2017/model3d" xmlns:o="urn:schemas-microsoft-com:office:office" xmlns:oel="http://schemas.microsoft.com/office/2019/extlst" xmlns:r="http://schemas.openxmlformats.org/officeDocument/2006/relationships" xmlns:m="http://schemas.openxmlformats.org/officeDocument/2006/math" xmlns:v="urn:schemas-microsoft-com:vml" xmlns:wp14="http://schemas.microsoft.com/office/word/2010/wordprocessingDrawing" xmlns:wp="http://schemas.openxmlformats.org/drawingml/2006/wordprocessingDrawing" xmlns:w10="urn:schemas-microsoft-com:office:word" xmlns:w="http://schemas.openxmlformats.org/wordprocessingml/2006/main" xmlns:w14="http://schemas.microsoft.com/office/word/2010/wordml" xmlns:w15="http://schemas.microsoft.com/office/word/2012/wordml" xmlns:w16cex="http://schemas.microsoft.com/office/word/2018/wordml/cex" xmlns:w16cid="http://schemas.microsoft.com/office/word/2016/wordml/cid" xmlns:w16="http://schemas.microsoft.com/office/word/2018/wordml" xmlns:w16du="http://schemas.microsoft.com/office/word/2023/wordml/word16du" xmlns:w16sdtdh="http://schemas.microsoft.com/office/word/2020/wordml/sdtdatahash" xmlns:w16sdtfl="http://schemas.microsoft.com/office/word/2024/wordml/sdtformatlock" xmlns:w16se="http://schemas.microsoft.com/office/word/2015/wordml/symex" xmlns:wpg="http://schemas.microsoft.com/office/word/2010/wordprocessingGroup" xmlns:wpi="http://schemas.microsoft.com/office/word/2010/wordprocessingInk" xmlns:wne="http://schemas.microsoft.com/office/word/2006/wordml" xmlns:wps="http://schemas.microsoft.com/office/word/2010/wordprocessingShape" mc:Ignorable="w14 w15 w16se w16cid w16 w16cex w16sdtdh w16sdtfl w16du wp14">
+<w:document xmlns:wpc="http://schemas.microsoft.com/office/word/2010/wordprocessingCanvas" xmlns:cx="http://schemas.microsoft.com/office/drawing/2014/chartex" xmlns:cx1="http://schemas.microsoft.com/office/drawing/2015/9/8/chartex" xmlns:cx2="http://schemas.microsoft.com/office/drawing/2015/10/21/chartex" xmlns:cx3="http://schemas.microsoft.com/office/drawing/2016/5/9/chartex" xmlns:cx4="http://schemas.microsoft.com/office/drawing/2016/5/10/chartex" xmlns:cx5="http://schemas.microsoft.com/office/drawing/2016/5/11/chartex" xmlns:cx6="http://schemas.microsoft.com/office/drawing/2016/5/12/chartex" xmlns:cx7="http://schemas.microsoft.com/office/drawing/2016/5/13/chartex" xmlns:cx8="http://schemas.microsoft.com/office/drawing/2016/5/14/chartex" xmlns:mc="http://schemas.openxmlformats.org/markup-compatibility/2006" xmlns:aink="http://schemas.microsoft.com/office/drawing/2016/ink" xmlns:am3d="http://schemas.microsoft.com/office/drawing/2017/model3d" xmlns:o="urn:schemas-microsoft-com:office:office" xmlns:oel="http://schemas.microsoft.com/office/2019/extlst" xmlns:r="http://schemas.openxmlformats.org/officeDocument/2006/relationships" xmlns:m="http://schemas.openxmlformats.org/officeDocument/2006/math" xmlns:v="urn:schemas-microsoft-com:vml" xmlns:wp14="http://schemas.microsoft.com/office/word/2010/wordprocessingDrawing" xmlns:wp="http://schemas.openxmlformats.org/drawingml/2006/wordprocessingDrawing" xmlns:w10="urn:schemas-microsoft-com:office:word" xmlns:w="http://schemas.openxmlformats.org/wordprocessingml/2006/main" xmlns:w14="http://schemas.microsoft.com/office/word/2010/wordml" xmlns:w15="http://schemas.microsoft.com/office/word/2012/wordml" xmlns:w16cei="http://schemas.microsoft.com/office/word/2026/wordml/cei" xmlns:w16cex="http://schemas.microsoft.com/office/word/2018/wordml/cex" xmlns:w16cid="http://schemas.microsoft.com/office/word/2016/wordml/cid" xmlns:w16="http://schemas.microsoft.com/office/word/2018/wordml" xmlns:w16du="http://schemas.microsoft.com/office/word/2023/wordml/word16du" xmlns:w16sdtdh="http://schemas.microsoft.com/office/word/2020/wordml/sdtdatahash" xmlns:w16sdtfl="http://schemas.microsoft.com/office/word/2024/wordml/sdtformatlock" xmlns:w16se="http://schemas.microsoft.com/office/word/2015/wordml/symex" xmlns:wpg="http://schemas.microsoft.com/office/word/2010/wordprocessingGroup" xmlns:wpi="http://schemas.microsoft.com/office/word/2010/wordprocessingInk" xmlns:wne="http://schemas.microsoft.com/office/word/2006/wordml" xmlns:wps="http://schemas.microsoft.com/office/word/2010/wordprocessingShape" mc:Ignorable="w14 w15 w16se w16cid w16 w16cex w16sdtdh w16sdtfl w16du wp14">
   <w:body>
     <w:p>
       <w:pPr>
@@ -127,7 +127,25 @@
           <w:sz w:val="15"/>
           <w:szCs w:val="15"/>
         </w:rPr>
-        <w:t>{CoBorrowerName}</w:t>
+        <w:t>{</w:t>
+      </w:r>
+      <w:proofErr w:type="spellStart"/>
+      <w:r>
+        <w:rPr>
+          <w:rFonts w:ascii="Arial" w:hAnsi="Arial" w:cs="Arial"/>
+          <w:sz w:val="15"/>
+          <w:szCs w:val="15"/>
+        </w:rPr>
+        <w:t>CoBorrowerName</w:t>
+      </w:r>
+      <w:proofErr w:type="spellEnd"/>
+      <w:r>
+        <w:rPr>
+          <w:rFonts w:ascii="Arial" w:hAnsi="Arial" w:cs="Arial"/>
+          <w:sz w:val="15"/>
+          <w:szCs w:val="15"/>
+        </w:rPr>
+        <w:t>}</w:t>
       </w:r>
       <w:r>
         <w:rPr>
@@ -143,7 +161,25 @@
           <w:sz w:val="15"/>
           <w:szCs w:val="15"/>
         </w:rPr>
-        <w:t>{BorrowerName}</w:t>
+        <w:t>{</w:t>
+      </w:r>
+      <w:proofErr w:type="spellStart"/>
+      <w:r>
+        <w:rPr>
+          <w:rFonts w:ascii="Arial" w:hAnsi="Arial" w:cs="Arial"/>
+          <w:sz w:val="15"/>
+          <w:szCs w:val="15"/>
+        </w:rPr>
+        <w:t>BorrowerName</w:t>
+      </w:r>
+      <w:proofErr w:type="spellEnd"/>
+      <w:r>
+        <w:rPr>
+          <w:rFonts w:ascii="Arial" w:hAnsi="Arial" w:cs="Arial"/>
+          <w:sz w:val="15"/>
+          <w:szCs w:val="15"/>
+        </w:rPr>
+        <w:t>}</w:t>
       </w:r>
       <w:r>
         <w:rPr>
@@ -160,8 +196,18 @@
           <w:sz w:val="15"/>
           <w:szCs w:val="15"/>
         </w:rPr>
-        <w:t>of legal age, Filipino citizen/s, resident/s of ,</w:t>
-      </w:r>
+        <w:t xml:space="preserve">of legal age, Filipino citizen/s, resident/s </w:t>
+      </w:r>
+      <w:proofErr w:type="gramStart"/>
+      <w:r>
+        <w:rPr>
+          <w:rFonts w:ascii="Arial" w:hAnsi="Arial" w:cs="Arial"/>
+          <w:sz w:val="15"/>
+          <w:szCs w:val="15"/>
+        </w:rPr>
+        <w:t>of ,</w:t>
+      </w:r>
+      <w:proofErr w:type="gramEnd"/>
       <w:r>
         <w:rPr>
           <w:rFonts w:ascii="Courier New" w:hAnsi="Courier New" w:cs="Courier New"/>
@@ -177,7 +223,16 @@
           <w:sz w:val="15"/>
           <w:szCs w:val="15"/>
         </w:rPr>
-        <w:t>{Address}</w:t>
+        <w:t>{</w:t>
+      </w:r>
+      <w:proofErr w:type="gramStart"/>
+      <w:r>
+        <w:rPr>
+          <w:rFonts w:ascii="Arial" w:hAnsi="Arial" w:cs="Arial"/>
+          <w:sz w:val="15"/>
+          <w:szCs w:val="15"/>
+        </w:rPr>
+        <w:t>Address}</w:t>
       </w:r>
       <w:r>
         <w:rPr>
@@ -193,7 +248,16 @@
           <w:sz w:val="15"/>
           <w:szCs w:val="15"/>
         </w:rPr>
-        <w:t xml:space="preserve"> hereinafter referred to as </w:t>
+        <w:t xml:space="preserve"> hereinafter</w:t>
+      </w:r>
+      <w:proofErr w:type="gramEnd"/>
+      <w:r>
+        <w:rPr>
+          <w:rFonts w:ascii="Arial" w:hAnsi="Arial" w:cs="Arial"/>
+          <w:sz w:val="15"/>
+          <w:szCs w:val="15"/>
+        </w:rPr>
+        <w:t xml:space="preserve"> referred to as </w:t>
       </w:r>
       <w:r>
         <w:rPr>
@@ -360,7 +424,23 @@
           <w:sz w:val="16"/>
           <w:szCs w:val="16"/>
         </w:rPr>
-        <w:t>{TotalPaymentDueWords}</w:t>
+        <w:t>{</w:t>
+      </w:r>
+      <w:proofErr w:type="spellStart"/>
+      <w:r>
+        <w:rPr>
+          <w:sz w:val="16"/>
+          <w:szCs w:val="16"/>
+        </w:rPr>
+        <w:t>TotalPaymentDueWords</w:t>
+      </w:r>
+      <w:proofErr w:type="spellEnd"/>
+      <w:r>
+        <w:rPr>
+          <w:sz w:val="16"/>
+          <w:szCs w:val="16"/>
+        </w:rPr>
+        <w:t>}</w:t>
       </w:r>
       <w:r>
         <w:rPr>
@@ -376,7 +456,24 @@
           <w:sz w:val="16"/>
           <w:szCs w:val="16"/>
         </w:rPr>
-        <w:t>{TotalPaymentDue}</w:t>
+        <w:t>{</w:t>
+      </w:r>
+      <w:proofErr w:type="spellStart"/>
+      <w:r>
+        <w:rPr>
+          <w:sz w:val="16"/>
+          <w:szCs w:val="16"/>
+        </w:rPr>
+        <w:t>TotalPaymentDue</w:t>
+      </w:r>
+      <w:proofErr w:type="spellEnd"/>
+      <w:proofErr w:type="gramStart"/>
+      <w:r>
+        <w:rPr>
+          <w:sz w:val="16"/>
+          <w:szCs w:val="16"/>
+        </w:rPr>
+        <w:t>}</w:t>
       </w:r>
       <w:r>
         <w:rPr>
@@ -394,40 +491,86 @@
           <w:sz w:val="15"/>
           <w:szCs w:val="15"/>
         </w:rPr>
-        <w:t xml:space="preserve">) PESOS </w:t>
-      </w:r>
-      <w:r>
-        <w:rPr>
-          <w:rFonts w:ascii="Arial" w:hAnsi="Arial" w:cs="Arial"/>
-          <w:sz w:val="15"/>
-          <w:szCs w:val="15"/>
-        </w:rPr>
-        <w:t>, loaned with ASSIGNEE, as evidenced by Promissory Note with No.</w:t>
-      </w:r>
-      <w:r>
-        <w:rPr>
-          <w:sz w:val="16"/>
-          <w:szCs w:val="16"/>
+        <w:t>)</w:t>
+      </w:r>
+      <w:proofErr w:type="gramEnd"/>
+      <w:r>
+        <w:rPr>
+          <w:rFonts w:ascii="Arial" w:hAnsi="Arial" w:cs="Arial"/>
+          <w:b/>
+          <w:sz w:val="15"/>
+          <w:szCs w:val="15"/>
         </w:rPr>
         <w:t xml:space="preserve"> </w:t>
       </w:r>
-      <w:r>
-        <w:rPr>
-          <w:sz w:val="16"/>
-          <w:szCs w:val="16"/>
-        </w:rPr>
-        <w:t>{PNNumber}</w:t>
-      </w:r>
-      <w:r>
-        <w:rPr>
-          <w:rFonts w:ascii="Arial" w:hAnsi="Arial" w:cs="Arial"/>
-          <w:sz w:val="15"/>
-          <w:szCs w:val="15"/>
+      <w:proofErr w:type="gramStart"/>
+      <w:r>
+        <w:rPr>
+          <w:rFonts w:ascii="Arial" w:hAnsi="Arial" w:cs="Arial"/>
+          <w:b/>
+          <w:sz w:val="15"/>
+          <w:szCs w:val="15"/>
+        </w:rPr>
+        <w:t xml:space="preserve">PESOS </w:t>
+      </w:r>
+      <w:r>
+        <w:rPr>
+          <w:rFonts w:ascii="Arial" w:hAnsi="Arial" w:cs="Arial"/>
+          <w:sz w:val="15"/>
+          <w:szCs w:val="15"/>
+        </w:rPr>
+        <w:t>,</w:t>
+      </w:r>
+      <w:proofErr w:type="gramEnd"/>
+      <w:r>
+        <w:rPr>
+          <w:rFonts w:ascii="Arial" w:hAnsi="Arial" w:cs="Arial"/>
+          <w:sz w:val="15"/>
+          <w:szCs w:val="15"/>
+        </w:rPr>
+        <w:t xml:space="preserve"> loaned with ASSIGNEE, as evidenced by Promissory Note with No.</w:t>
+      </w:r>
+      <w:r>
+        <w:rPr>
+          <w:sz w:val="16"/>
+          <w:szCs w:val="16"/>
         </w:rPr>
         <w:t xml:space="preserve"> </w:t>
       </w:r>
       <w:r>
         <w:rPr>
+          <w:sz w:val="16"/>
+          <w:szCs w:val="16"/>
+        </w:rPr>
+        <w:t>{</w:t>
+      </w:r>
+      <w:proofErr w:type="spellStart"/>
+      <w:proofErr w:type="gramStart"/>
+      <w:r>
+        <w:rPr>
+          <w:sz w:val="16"/>
+          <w:szCs w:val="16"/>
+        </w:rPr>
+        <w:t>PNNumber</w:t>
+      </w:r>
+      <w:proofErr w:type="spellEnd"/>
+      <w:r>
+        <w:rPr>
+          <w:sz w:val="16"/>
+          <w:szCs w:val="16"/>
+        </w:rPr>
+        <w:t>}</w:t>
+      </w:r>
+      <w:r>
+        <w:rPr>
+          <w:rFonts w:ascii="Arial" w:hAnsi="Arial" w:cs="Arial"/>
+          <w:sz w:val="15"/>
+          <w:szCs w:val="15"/>
+        </w:rPr>
+        <w:t xml:space="preserve"> </w:t>
+      </w:r>
+      <w:r>
+        <w:rPr>
           <w:rFonts w:ascii="Arial" w:hAnsi="Arial" w:cs="Arial"/>
           <w:b/>
           <w:sz w:val="15"/>
@@ -443,6 +586,7 @@
         </w:rPr>
         <w:t>dated</w:t>
       </w:r>
+      <w:proofErr w:type="gramEnd"/>
       <w:r>
         <w:rPr>
           <w:rFonts w:ascii="Arial" w:hAnsi="Arial" w:cs="Arial"/>
@@ -456,15 +600,41 @@
           <w:sz w:val="16"/>
           <w:szCs w:val="16"/>
         </w:rPr>
-        <w:t>{AnticipatedDisbursementDate}</w:t>
-      </w:r>
-      <w:r>
-        <w:rPr>
-          <w:rFonts w:ascii="Arial" w:hAnsi="Arial" w:cs="Arial"/>
-          <w:sz w:val="15"/>
-          <w:szCs w:val="15"/>
-        </w:rPr>
-        <w:t xml:space="preserve"> , I/We hereby assign and convey unto said Assignee the following:</w:t>
+        <w:t>{</w:t>
+      </w:r>
+      <w:proofErr w:type="spellStart"/>
+      <w:r>
+        <w:rPr>
+          <w:sz w:val="16"/>
+          <w:szCs w:val="16"/>
+        </w:rPr>
+        <w:t>AnticipatedDisbursementDate</w:t>
+      </w:r>
+      <w:proofErr w:type="spellEnd"/>
+      <w:proofErr w:type="gramStart"/>
+      <w:r>
+        <w:rPr>
+          <w:sz w:val="16"/>
+          <w:szCs w:val="16"/>
+        </w:rPr>
+        <w:t>}</w:t>
+      </w:r>
+      <w:r>
+        <w:rPr>
+          <w:rFonts w:ascii="Arial" w:hAnsi="Arial" w:cs="Arial"/>
+          <w:sz w:val="15"/>
+          <w:szCs w:val="15"/>
+        </w:rPr>
+        <w:t xml:space="preserve"> ,</w:t>
+      </w:r>
+      <w:proofErr w:type="gramEnd"/>
+      <w:r>
+        <w:rPr>
+          <w:rFonts w:ascii="Arial" w:hAnsi="Arial" w:cs="Arial"/>
+          <w:sz w:val="15"/>
+          <w:szCs w:val="15"/>
+        </w:rPr>
+        <w:t xml:space="preserve"> I/We hereby assign and convey unto said Assignee the following:</w:t>
       </w:r>
     </w:p>
     <w:p>
@@ -851,7 +1021,27 @@
           <w:sz w:val="15"/>
           <w:szCs w:val="15"/>
         </w:rPr>
-        <w:t>To encash and endorse checks in the name of the ASSIGNOR;</w:t>
+        <w:t xml:space="preserve">To </w:t>
+      </w:r>
+      <w:proofErr w:type="spellStart"/>
+      <w:r>
+        <w:rPr>
+          <w:rFonts w:ascii="Arial" w:hAnsi="Arial" w:cs="Arial"/>
+          <w:color w:val="000000"/>
+          <w:sz w:val="15"/>
+          <w:szCs w:val="15"/>
+        </w:rPr>
+        <w:t>encash</w:t>
+      </w:r>
+      <w:proofErr w:type="spellEnd"/>
+      <w:r>
+        <w:rPr>
+          <w:rFonts w:ascii="Arial" w:hAnsi="Arial" w:cs="Arial"/>
+          <w:color w:val="000000"/>
+          <w:sz w:val="15"/>
+          <w:szCs w:val="15"/>
+        </w:rPr>
+        <w:t xml:space="preserve"> and endorse checks in the name of the ASSIGNOR;</w:t>
       </w:r>
     </w:p>
     <w:p>
@@ -1078,7 +1268,27 @@
           <w:sz w:val="15"/>
           <w:szCs w:val="15"/>
         </w:rPr>
-        <w:t>That, in the event the ASSIGNOR will declare his/her ATM Card/Passbook as hot card, a lost card, a damaged card, and the likes, with the bank concerned, without notifying the ASSIGNEE, and to the latter’s detriment, while this instrument is still valid and effective, the obligation shall be due and demandable, and the ASSIGNOR shall be held liable for the crime of ESTAFA.</w:t>
+        <w:t xml:space="preserve">That, in the event the ASSIGNOR will declare his/her ATM Card/Passbook as hot card, a </w:t>
+      </w:r>
+      <w:proofErr w:type="spellStart"/>
+      <w:r>
+        <w:rPr>
+          <w:rFonts w:ascii="Arial" w:hAnsi="Arial" w:cs="Arial"/>
+          <w:color w:val="000000"/>
+          <w:sz w:val="15"/>
+          <w:szCs w:val="15"/>
+        </w:rPr>
+        <w:t>lost</w:t>
+      </w:r>
+      <w:proofErr w:type="spellEnd"/>
+      <w:r>
+        <w:rPr>
+          <w:rFonts w:ascii="Arial" w:hAnsi="Arial" w:cs="Arial"/>
+          <w:color w:val="000000"/>
+          <w:sz w:val="15"/>
+          <w:szCs w:val="15"/>
+        </w:rPr>
+        <w:t xml:space="preserve"> card, a damaged card, and the likes, with the bank concerned, without notifying the ASSIGNEE, and to the latter’s detriment, while this instrument is still valid and effective, the obligation shall be due and demandable, and the ASSIGNOR shall be held liable for the crime of ESTAFA.</w:t>
       </w:r>
     </w:p>
     <w:p>
@@ -1182,7 +1392,27 @@
           <w:sz w:val="15"/>
           <w:szCs w:val="15"/>
         </w:rPr>
-        <w:t>IN WITNESS WHEREOF, the parties have hereunto set their hands and signed this instrument digitally or manually this  at Ermita Manila.</w:t>
+        <w:t xml:space="preserve">IN WITNESS WHEREOF, the parties have hereunto set their hands and signed this instrument digitally or manually </w:t>
+      </w:r>
+      <w:proofErr w:type="gramStart"/>
+      <w:r>
+        <w:rPr>
+          <w:rFonts w:ascii="Arial" w:hAnsi="Arial" w:cs="Arial"/>
+          <w:color w:val="000000"/>
+          <w:sz w:val="15"/>
+          <w:szCs w:val="15"/>
+        </w:rPr>
+        <w:t>this  at</w:t>
+      </w:r>
+      <w:proofErr w:type="gramEnd"/>
+      <w:r>
+        <w:rPr>
+          <w:rFonts w:ascii="Arial" w:hAnsi="Arial" w:cs="Arial"/>
+          <w:color w:val="000000"/>
+          <w:sz w:val="15"/>
+          <w:szCs w:val="15"/>
+        </w:rPr>
+        <w:t xml:space="preserve"> Ermita Manila.</w:t>
       </w:r>
     </w:p>
     <w:p>
@@ -1461,16 +1691,55 @@
           <w:sz w:val="2"/>
           <w:szCs w:val="2"/>
         </w:rPr>
-        <w:t xml:space="preserve">[[SIGNATURE_ANCHOR]]</w:t>
-      </w:r>
-      <w:r>
-        <w:rPr>
-          <w:rFonts w:ascii="Arial" w:hAnsi="Arial" w:cs="Arial"/>
-          <w:color w:val="000000"/>
-          <w:sz w:val="15"/>
-          <w:szCs w:val="15"/>
-        </w:rPr>
-        <w:t>{CoBorrowerName}</w:t>
+        <w:t>[[SIGNATURE_ANCHOR</w:t>
+      </w:r>
+      <w:proofErr w:type="gramStart"/>
+      <w:r>
+        <w:rPr>
+          <w:color w:val="FFFFFF"/>
+          <w:sz w:val="2"/>
+          <w:szCs w:val="2"/>
+        </w:rPr>
+        <w:t>]]</w:t>
+      </w:r>
+      <w:r>
+        <w:rPr>
+          <w:rFonts w:ascii="Arial" w:hAnsi="Arial" w:cs="Arial"/>
+          <w:color w:val="000000"/>
+          <w:sz w:val="15"/>
+          <w:szCs w:val="15"/>
+        </w:rPr>
+        <w:t>{</w:t>
+      </w:r>
+      <w:proofErr w:type="spellStart"/>
+      <w:proofErr w:type="gramEnd"/>
+      <w:r>
+        <w:rPr>
+          <w:rFonts w:ascii="Arial" w:hAnsi="Arial" w:cs="Arial"/>
+          <w:color w:val="000000"/>
+          <w:sz w:val="15"/>
+          <w:szCs w:val="15"/>
+        </w:rPr>
+        <w:t>CoBorrowerName</w:t>
+      </w:r>
+      <w:proofErr w:type="spellEnd"/>
+      <w:r>
+        <w:rPr>
+          <w:rFonts w:ascii="Arial" w:hAnsi="Arial" w:cs="Arial"/>
+          <w:color w:val="000000"/>
+          <w:sz w:val="15"/>
+          <w:szCs w:val="15"/>
+        </w:rPr>
+        <w:t>}</w:t>
+      </w:r>
+      <w:r>
+        <w:rPr>
+          <w:rFonts w:ascii="Arial" w:hAnsi="Arial" w:cs="Arial"/>
+          <w:color w:val="000000"/>
+          <w:sz w:val="15"/>
+          <w:szCs w:val="15"/>
+        </w:rPr>
+        <w:t xml:space="preserve"> – (Assignor)</w:t>
       </w:r>
     </w:p>
     <w:p>
@@ -1483,60 +1752,14 @@
           <w:between w:val="nil"/>
         </w:pBdr>
         <w:spacing w:before="1" w:line="244" w:lineRule="auto"/>
-        <w:ind w:left="7200" w:firstLine="720"/>
-        <w:rPr>
-          <w:rFonts w:ascii="Arial" w:hAnsi="Arial" w:cs="Arial"/>
-          <w:color w:val="000000"/>
-          <w:sz w:val="15"/>
-          <w:szCs w:val="15"/>
-        </w:rPr>
-      </w:pPr>
-      <w:r>
-        <w:rPr>
-          <w:rFonts w:ascii="Arial" w:hAnsi="Arial" w:cs="Arial"/>
-          <w:color w:val="000000"/>
-          <w:sz w:val="15"/>
-          <w:szCs w:val="15"/>
-        </w:rPr>
-        <w:t>Signature over printed name</w:t>
-      </w:r>
-    </w:p>
-    <w:p>
-      <w:pPr>
-        <w:pBdr>
-          <w:top w:val="nil"/>
-          <w:left w:val="nil"/>
-          <w:bottom w:val="nil"/>
-          <w:right w:val="nil"/>
-          <w:between w:val="nil"/>
-        </w:pBdr>
-        <w:spacing w:before="1" w:line="244" w:lineRule="auto"/>
-        <w:ind w:left="7920" w:firstLine="720"/>
-        <w:rPr>
-          <w:rFonts w:ascii="Arial" w:hAnsi="Arial" w:cs="Arial"/>
-          <w:color w:val="000000"/>
-          <w:sz w:val="15"/>
-          <w:szCs w:val="15"/>
-        </w:rPr>
-      </w:pPr>
-      <w:r>
-        <w:rPr>
-          <w:rFonts w:ascii="Arial" w:hAnsi="Arial" w:cs="Arial"/>
-          <w:color w:val="000000"/>
-          <w:sz w:val="15"/>
-          <w:szCs w:val="15"/>
-        </w:rPr>
-        <w:t>Assign</w:t>
-      </w:r>
-      <w:r>
-        <w:rPr>
-          <w:rFonts w:ascii="Arial" w:hAnsi="Arial" w:cs="Arial"/>
-          <w:color w:val="000000"/>
-          <w:sz w:val="15"/>
-          <w:szCs w:val="15"/>
-        </w:rPr>
-        <w:t>or</w:t>
-      </w:r>
+        <w:ind w:left="2160" w:firstLine="720"/>
+        <w:rPr>
+          <w:rFonts w:ascii="Arial" w:hAnsi="Arial" w:cs="Arial"/>
+          <w:color w:val="000000"/>
+          <w:sz w:val="15"/>
+          <w:szCs w:val="15"/>
+        </w:rPr>
+      </w:pPr>
     </w:p>
     <w:p>
       <w:pPr>
@@ -2159,7 +2382,27 @@
           <w:sz w:val="16"/>
           <w:szCs w:val="16"/>
         </w:rPr>
-        <w:t>{CoBorrowerName}</w:t>
+        <w:t>{</w:t>
+      </w:r>
+      <w:proofErr w:type="spellStart"/>
+      <w:r>
+        <w:rPr>
+          <w:rFonts w:ascii="Arial" w:hAnsi="Arial" w:cs="Arial"/>
+          <w:color w:val="000000"/>
+          <w:sz w:val="16"/>
+          <w:szCs w:val="16"/>
+        </w:rPr>
+        <w:t>CoBorrowerName</w:t>
+      </w:r>
+      <w:proofErr w:type="spellEnd"/>
+      <w:r>
+        <w:rPr>
+          <w:rFonts w:ascii="Arial" w:hAnsi="Arial" w:cs="Arial"/>
+          <w:color w:val="000000"/>
+          <w:sz w:val="16"/>
+          <w:szCs w:val="16"/>
+        </w:rPr>
+        <w:t>}</w:t>
       </w:r>
     </w:p>
     <w:p>
@@ -2416,7 +2659,7 @@
 </file>
 
 <file path=word/numbering.xml><?xml version="1.0" encoding="utf-8"?>
-<w:numbering xmlns:wpc="http://schemas.microsoft.com/office/word/2010/wordprocessingCanvas" xmlns:cx="http://schemas.microsoft.com/office/drawing/2014/chartex" xmlns:cx1="http://schemas.microsoft.com/office/drawing/2015/9/8/chartex" xmlns:cx2="http://schemas.microsoft.com/office/drawing/2015/10/21/chartex" xmlns:cx3="http://schemas.microsoft.com/office/drawing/2016/5/9/chartex" xmlns:cx4="http://schemas.microsoft.com/office/drawing/2016/5/10/chartex" xmlns:cx5="http://schemas.microsoft.com/office/drawing/2016/5/11/chartex" xmlns:cx6="http://schemas.microsoft.com/office/drawing/2016/5/12/chartex" xmlns:cx7="http://schemas.microsoft.com/office/drawing/2016/5/13/chartex" xmlns:cx8="http://schemas.microsoft.com/office/drawing/2016/5/14/chartex" xmlns:mc="http://schemas.openxmlformats.org/markup-compatibility/2006" xmlns:aink="http://schemas.microsoft.com/office/drawing/2016/ink" xmlns:am3d="http://schemas.microsoft.com/office/drawing/2017/model3d" xmlns:o="urn:schemas-microsoft-com:office:office" xmlns:oel="http://schemas.microsoft.com/office/2019/extlst" xmlns:r="http://schemas.openxmlformats.org/officeDocument/2006/relationships" xmlns:m="http://schemas.openxmlformats.org/officeDocument/2006/math" xmlns:v="urn:schemas-microsoft-com:vml" xmlns:wp14="http://schemas.microsoft.com/office/word/2010/wordprocessingDrawing" xmlns:wp="http://schemas.openxmlformats.org/drawingml/2006/wordprocessingDrawing" xmlns:w10="urn:schemas-microsoft-com:office:word" xmlns:w="http://schemas.openxmlformats.org/wordprocessingml/2006/main" xmlns:w14="http://schemas.microsoft.com/office/word/2010/wordml" xmlns:w15="http://schemas.microsoft.com/office/word/2012/wordml" xmlns:w16cex="http://schemas.microsoft.com/office/word/2018/wordml/cex" xmlns:w16cid="http://schemas.microsoft.com/office/word/2016/wordml/cid" xmlns:w16="http://schemas.microsoft.com/office/word/2018/wordml" xmlns:w16du="http://schemas.microsoft.com/office/word/2023/wordml/word16du" xmlns:w16sdtdh="http://schemas.microsoft.com/office/word/2020/wordml/sdtdatahash" xmlns:w16sdtfl="http://schemas.microsoft.com/office/word/2024/wordml/sdtformatlock" xmlns:w16se="http://schemas.microsoft.com/office/word/2015/wordml/symex" xmlns:wpg="http://schemas.microsoft.com/office/word/2010/wordprocessingGroup" xmlns:wpi="http://schemas.microsoft.com/office/word/2010/wordprocessingInk" xmlns:wne="http://schemas.microsoft.com/office/word/2006/wordml" xmlns:wps="http://schemas.microsoft.com/office/word/2010/wordprocessingShape" mc:Ignorable="w14 w15 w16se w16cid w16 w16cex w16sdtdh w16sdtfl w16du wp14">
+<w:numbering xmlns:wpc="http://schemas.microsoft.com/office/word/2010/wordprocessingCanvas" xmlns:cx="http://schemas.microsoft.com/office/drawing/2014/chartex" xmlns:cx1="http://schemas.microsoft.com/office/drawing/2015/9/8/chartex" xmlns:cx2="http://schemas.microsoft.com/office/drawing/2015/10/21/chartex" xmlns:cx3="http://schemas.microsoft.com/office/drawing/2016/5/9/chartex" xmlns:cx4="http://schemas.microsoft.com/office/drawing/2016/5/10/chartex" xmlns:cx5="http://schemas.microsoft.com/office/drawing/2016/5/11/chartex" xmlns:cx6="http://schemas.microsoft.com/office/drawing/2016/5/12/chartex" xmlns:cx7="http://schemas.microsoft.com/office/drawing/2016/5/13/chartex" xmlns:cx8="http://schemas.microsoft.com/office/drawing/2016/5/14/chartex" xmlns:mc="http://schemas.openxmlformats.org/markup-compatibility/2006" xmlns:aink="http://schemas.microsoft.com/office/drawing/2016/ink" xmlns:am3d="http://schemas.microsoft.com/office/drawing/2017/model3d" xmlns:o="urn:schemas-microsoft-com:office:office" xmlns:oel="http://schemas.microsoft.com/office/2019/extlst" xmlns:r="http://schemas.openxmlformats.org/officeDocument/2006/relationships" xmlns:m="http://schemas.openxmlformats.org/officeDocument/2006/math" xmlns:v="urn:schemas-microsoft-com:vml" xmlns:wp14="http://schemas.microsoft.com/office/word/2010/wordprocessingDrawing" xmlns:wp="http://schemas.openxmlformats.org/drawingml/2006/wordprocessingDrawing" xmlns:w10="urn:schemas-microsoft-com:office:word" xmlns:w="http://schemas.openxmlformats.org/wordprocessingml/2006/main" xmlns:w14="http://schemas.microsoft.com/office/word/2010/wordml" xmlns:w15="http://schemas.microsoft.com/office/word/2012/wordml" xmlns:w16cei="http://schemas.microsoft.com/office/word/2026/wordml/cei" xmlns:w16cex="http://schemas.microsoft.com/office/word/2018/wordml/cex" xmlns:w16cid="http://schemas.microsoft.com/office/word/2016/wordml/cid" xmlns:w16="http://schemas.microsoft.com/office/word/2018/wordml" xmlns:w16du="http://schemas.microsoft.com/office/word/2023/wordml/word16du" xmlns:w16sdtdh="http://schemas.microsoft.com/office/word/2020/wordml/sdtdatahash" xmlns:w16sdtfl="http://schemas.microsoft.com/office/word/2024/wordml/sdtformatlock" xmlns:w16se="http://schemas.microsoft.com/office/word/2015/wordml/symex" xmlns:wpg="http://schemas.microsoft.com/office/word/2010/wordprocessingGroup" xmlns:wpi="http://schemas.microsoft.com/office/word/2010/wordprocessingInk" xmlns:wne="http://schemas.microsoft.com/office/word/2006/wordml" xmlns:wps="http://schemas.microsoft.com/office/word/2010/wordprocessingShape" mc:Ignorable="w14 w15 w16se w16cid w16 w16cex w16sdtdh w16sdtfl w16du wp14">
   <w:abstractNum w:abstractNumId="0" w15:restartNumberingAfterBreak="0">
     <w:nsid w:val="49394600"/>
     <w:multiLevelType w:val="multilevel"/>
@@ -3021,6 +3264,7 @@
   <w:style w:type="character" w:default="1" w:styleId="DefaultParagraphFont">
     <w:name w:val="Default Paragraph Font"/>
     <w:uiPriority w:val="1"/>
+    <w:semiHidden/>
     <w:unhideWhenUsed/>
   </w:style>
   <w:style w:type="table" w:default="1" w:styleId="TableNormal">
